--- a/patent/QueryBook-Drawings-FIG1-49.docx
+++ b/patent/QueryBook-Drawings-FIG1-49.docx
@@ -9936,7 +9936,7 @@
       <w:r>
         <w:drawing>
           <wp:inline xmlns:a="http://schemas.openxmlformats.org/drawingml/2006/main" xmlns:pic="http://schemas.openxmlformats.org/drawingml/2006/picture">
-            <wp:extent cx="5943600" cy="4622800"/>
+            <wp:extent cx="5943600" cy="4655015"/>
             <wp:docPr id="1" name="Picture 1"/>
             <wp:cNvGraphicFramePr>
               <a:graphicFrameLocks noChangeAspect="1"/>
@@ -9957,7 +9957,7 @@
                   <pic:spPr>
                     <a:xfrm>
                       <a:off x="0" y="0"/>
-                      <a:ext cx="5943600" cy="4622800"/>
+                      <a:ext cx="5943600" cy="4655015"/>
                     </a:xfrm>
                     <a:prstGeom prst="rect"/>
                   </pic:spPr>
@@ -10005,7 +10005,7 @@
       <w:r>
         <w:drawing>
           <wp:inline xmlns:a="http://schemas.openxmlformats.org/drawingml/2006/main" xmlns:pic="http://schemas.openxmlformats.org/drawingml/2006/picture">
-            <wp:extent cx="5943600" cy="4127500"/>
+            <wp:extent cx="5943600" cy="4171795"/>
             <wp:docPr id="2" name="Picture 2"/>
             <wp:cNvGraphicFramePr>
               <a:graphicFrameLocks noChangeAspect="1"/>
@@ -10026,7 +10026,7 @@
                   <pic:spPr>
                     <a:xfrm>
                       <a:off x="0" y="0"/>
-                      <a:ext cx="5943600" cy="4127500"/>
+                      <a:ext cx="5943600" cy="4171795"/>
                     </a:xfrm>
                     <a:prstGeom prst="rect"/>
                   </pic:spPr>
@@ -10074,7 +10074,7 @@
       <w:r>
         <w:drawing>
           <wp:inline xmlns:a="http://schemas.openxmlformats.org/drawingml/2006/main" xmlns:pic="http://schemas.openxmlformats.org/drawingml/2006/picture">
-            <wp:extent cx="5943600" cy="3879850"/>
+            <wp:extent cx="5943600" cy="3930185"/>
             <wp:docPr id="3" name="Picture 3"/>
             <wp:cNvGraphicFramePr>
               <a:graphicFrameLocks noChangeAspect="1"/>
@@ -10095,7 +10095,7 @@
                   <pic:spPr>
                     <a:xfrm>
                       <a:off x="0" y="0"/>
-                      <a:ext cx="5943600" cy="3879850"/>
+                      <a:ext cx="5943600" cy="3930185"/>
                     </a:xfrm>
                     <a:prstGeom prst="rect"/>
                   </pic:spPr>
@@ -10143,7 +10143,7 @@
       <w:r>
         <w:drawing>
           <wp:inline xmlns:a="http://schemas.openxmlformats.org/drawingml/2006/main" xmlns:pic="http://schemas.openxmlformats.org/drawingml/2006/picture">
-            <wp:extent cx="5943600" cy="3534032"/>
+            <wp:extent cx="5943600" cy="3591252"/>
             <wp:docPr id="4" name="Picture 4"/>
             <wp:cNvGraphicFramePr>
               <a:graphicFrameLocks noChangeAspect="1"/>
@@ -10164,7 +10164,7 @@
                   <pic:spPr>
                     <a:xfrm>
                       <a:off x="0" y="0"/>
-                      <a:ext cx="5943600" cy="3534032"/>
+                      <a:ext cx="5943600" cy="3591252"/>
                     </a:xfrm>
                     <a:prstGeom prst="rect"/>
                   </pic:spPr>
@@ -10212,7 +10212,7 @@
       <w:r>
         <w:drawing>
           <wp:inline xmlns:a="http://schemas.openxmlformats.org/drawingml/2006/main" xmlns:pic="http://schemas.openxmlformats.org/drawingml/2006/picture">
-            <wp:extent cx="5943600" cy="3879850"/>
+            <wp:extent cx="5943600" cy="3930185"/>
             <wp:docPr id="5" name="Picture 5"/>
             <wp:cNvGraphicFramePr>
               <a:graphicFrameLocks noChangeAspect="1"/>
@@ -10233,7 +10233,7 @@
                   <pic:spPr>
                     <a:xfrm>
                       <a:off x="0" y="0"/>
-                      <a:ext cx="5943600" cy="3879850"/>
+                      <a:ext cx="5943600" cy="3930185"/>
                     </a:xfrm>
                     <a:prstGeom prst="rect"/>
                   </pic:spPr>
@@ -10281,7 +10281,7 @@
       <w:r>
         <w:drawing>
           <wp:inline xmlns:a="http://schemas.openxmlformats.org/drawingml/2006/main" xmlns:pic="http://schemas.openxmlformats.org/drawingml/2006/picture">
-            <wp:extent cx="5943600" cy="2891481"/>
+            <wp:extent cx="5943600" cy="2963959"/>
             <wp:docPr id="6" name="Picture 6"/>
             <wp:cNvGraphicFramePr>
               <a:graphicFrameLocks noChangeAspect="1"/>
@@ -10302,7 +10302,7 @@
                   <pic:spPr>
                     <a:xfrm>
                       <a:off x="0" y="0"/>
-                      <a:ext cx="5943600" cy="2891481"/>
+                      <a:ext cx="5943600" cy="2963959"/>
                     </a:xfrm>
                     <a:prstGeom prst="rect"/>
                   </pic:spPr>
@@ -10350,7 +10350,7 @@
       <w:r>
         <w:drawing>
           <wp:inline xmlns:a="http://schemas.openxmlformats.org/drawingml/2006/main" xmlns:pic="http://schemas.openxmlformats.org/drawingml/2006/picture">
-            <wp:extent cx="5943600" cy="4015946"/>
+            <wp:extent cx="5943600" cy="4061721"/>
             <wp:docPr id="7" name="Picture 7"/>
             <wp:cNvGraphicFramePr>
               <a:graphicFrameLocks noChangeAspect="1"/>
@@ -10371,7 +10371,7 @@
                   <pic:spPr>
                     <a:xfrm>
                       <a:off x="0" y="0"/>
-                      <a:ext cx="5943600" cy="4015946"/>
+                      <a:ext cx="5943600" cy="4061721"/>
                     </a:xfrm>
                     <a:prstGeom prst="rect"/>
                   </pic:spPr>
@@ -10419,7 +10419,7 @@
       <w:r>
         <w:drawing>
           <wp:inline xmlns:a="http://schemas.openxmlformats.org/drawingml/2006/main" xmlns:pic="http://schemas.openxmlformats.org/drawingml/2006/picture">
-            <wp:extent cx="5943600" cy="5151120"/>
+            <wp:extent cx="5943600" cy="5170448"/>
             <wp:docPr id="8" name="Picture 8"/>
             <wp:cNvGraphicFramePr>
               <a:graphicFrameLocks noChangeAspect="1"/>
@@ -10440,7 +10440,7 @@
                   <pic:spPr>
                     <a:xfrm>
                       <a:off x="0" y="0"/>
-                      <a:ext cx="5943600" cy="5151120"/>
+                      <a:ext cx="5943600" cy="5170448"/>
                     </a:xfrm>
                     <a:prstGeom prst="rect"/>
                   </pic:spPr>
@@ -10488,7 +10488,7 @@
       <w:r>
         <w:drawing>
           <wp:inline xmlns:a="http://schemas.openxmlformats.org/drawingml/2006/main" xmlns:pic="http://schemas.openxmlformats.org/drawingml/2006/picture">
-            <wp:extent cx="5943600" cy="4109936"/>
+            <wp:extent cx="5943600" cy="4292600"/>
             <wp:docPr id="9" name="Picture 9"/>
             <wp:cNvGraphicFramePr>
               <a:graphicFrameLocks noChangeAspect="1"/>
@@ -10509,7 +10509,7 @@
                   <pic:spPr>
                     <a:xfrm>
                       <a:off x="0" y="0"/>
-                      <a:ext cx="5943600" cy="4109936"/>
+                      <a:ext cx="5943600" cy="4292600"/>
                     </a:xfrm>
                     <a:prstGeom prst="rect"/>
                   </pic:spPr>
@@ -10557,7 +10557,7 @@
       <w:r>
         <w:drawing>
           <wp:inline xmlns:a="http://schemas.openxmlformats.org/drawingml/2006/main" xmlns:pic="http://schemas.openxmlformats.org/drawingml/2006/picture">
-            <wp:extent cx="5943600" cy="4109936"/>
+            <wp:extent cx="5943600" cy="4517987"/>
             <wp:docPr id="10" name="Picture 10"/>
             <wp:cNvGraphicFramePr>
               <a:graphicFrameLocks noChangeAspect="1"/>
@@ -10578,7 +10578,7 @@
                   <pic:spPr>
                     <a:xfrm>
                       <a:off x="0" y="0"/>
-                      <a:ext cx="5943600" cy="4109936"/>
+                      <a:ext cx="5943600" cy="4517987"/>
                     </a:xfrm>
                     <a:prstGeom prst="rect"/>
                   </pic:spPr>
@@ -10626,7 +10626,7 @@
       <w:r>
         <w:drawing>
           <wp:inline xmlns:a="http://schemas.openxmlformats.org/drawingml/2006/main" xmlns:pic="http://schemas.openxmlformats.org/drawingml/2006/picture">
-            <wp:extent cx="5943600" cy="4109936"/>
+            <wp:extent cx="5943600" cy="4804661"/>
             <wp:docPr id="11" name="Picture 11"/>
             <wp:cNvGraphicFramePr>
               <a:graphicFrameLocks noChangeAspect="1"/>
@@ -10647,7 +10647,7 @@
                   <pic:spPr>
                     <a:xfrm>
                       <a:off x="0" y="0"/>
-                      <a:ext cx="5943600" cy="4109936"/>
+                      <a:ext cx="5943600" cy="4804661"/>
                     </a:xfrm>
                     <a:prstGeom prst="rect"/>
                   </pic:spPr>
@@ -10695,7 +10695,7 @@
       <w:r>
         <w:drawing>
           <wp:inline xmlns:a="http://schemas.openxmlformats.org/drawingml/2006/main" xmlns:pic="http://schemas.openxmlformats.org/drawingml/2006/picture">
-            <wp:extent cx="5943600" cy="4109936"/>
+            <wp:extent cx="5943600" cy="4517987"/>
             <wp:docPr id="12" name="Picture 12"/>
             <wp:cNvGraphicFramePr>
               <a:graphicFrameLocks noChangeAspect="1"/>
@@ -10716,7 +10716,7 @@
                   <pic:spPr>
                     <a:xfrm>
                       <a:off x="0" y="0"/>
-                      <a:ext cx="5943600" cy="4109936"/>
+                      <a:ext cx="5943600" cy="4517987"/>
                     </a:xfrm>
                     <a:prstGeom prst="rect"/>
                   </pic:spPr>
@@ -10764,7 +10764,7 @@
       <w:r>
         <w:drawing>
           <wp:inline xmlns:a="http://schemas.openxmlformats.org/drawingml/2006/main" xmlns:pic="http://schemas.openxmlformats.org/drawingml/2006/picture">
-            <wp:extent cx="5943600" cy="2718881"/>
+            <wp:extent cx="5943600" cy="2961161"/>
             <wp:docPr id="13" name="Picture 13"/>
             <wp:cNvGraphicFramePr>
               <a:graphicFrameLocks noChangeAspect="1"/>
@@ -10785,7 +10785,7 @@
                   <pic:spPr>
                     <a:xfrm>
                       <a:off x="0" y="0"/>
-                      <a:ext cx="5943600" cy="2718881"/>
+                      <a:ext cx="5943600" cy="2961161"/>
                     </a:xfrm>
                     <a:prstGeom prst="rect"/>
                   </pic:spPr>
@@ -10833,7 +10833,7 @@
       <w:r>
         <w:drawing>
           <wp:inline xmlns:a="http://schemas.openxmlformats.org/drawingml/2006/main" xmlns:pic="http://schemas.openxmlformats.org/drawingml/2006/picture">
-            <wp:extent cx="5943600" cy="2023353"/>
+            <wp:extent cx="5943600" cy="2134135"/>
             <wp:docPr id="14" name="Picture 14"/>
             <wp:cNvGraphicFramePr>
               <a:graphicFrameLocks noChangeAspect="1"/>
@@ -10854,7 +10854,7 @@
                   <pic:spPr>
                     <a:xfrm>
                       <a:off x="0" y="0"/>
-                      <a:ext cx="5943600" cy="2023353"/>
+                      <a:ext cx="5943600" cy="2134135"/>
                     </a:xfrm>
                     <a:prstGeom prst="rect"/>
                   </pic:spPr>
@@ -10902,7 +10902,7 @@
       <w:r>
         <w:drawing>
           <wp:inline xmlns:a="http://schemas.openxmlformats.org/drawingml/2006/main" xmlns:pic="http://schemas.openxmlformats.org/drawingml/2006/picture">
-            <wp:extent cx="5943600" cy="2718881"/>
+            <wp:extent cx="5943600" cy="2957615"/>
             <wp:docPr id="15" name="Picture 15"/>
             <wp:cNvGraphicFramePr>
               <a:graphicFrameLocks noChangeAspect="1"/>
@@ -10923,7 +10923,7 @@
                   <pic:spPr>
                     <a:xfrm>
                       <a:off x="0" y="0"/>
-                      <a:ext cx="5943600" cy="2718881"/>
+                      <a:ext cx="5943600" cy="2957615"/>
                     </a:xfrm>
                     <a:prstGeom prst="rect"/>
                   </pic:spPr>
@@ -10971,7 +10971,7 @@
       <w:r>
         <w:drawing>
           <wp:inline xmlns:a="http://schemas.openxmlformats.org/drawingml/2006/main" xmlns:pic="http://schemas.openxmlformats.org/drawingml/2006/picture">
-            <wp:extent cx="5943600" cy="2782111"/>
+            <wp:extent cx="5943600" cy="3028541"/>
             <wp:docPr id="16" name="Picture 16"/>
             <wp:cNvGraphicFramePr>
               <a:graphicFrameLocks noChangeAspect="1"/>
@@ -10992,7 +10992,7 @@
                   <pic:spPr>
                     <a:xfrm>
                       <a:off x="0" y="0"/>
-                      <a:ext cx="5943600" cy="2782111"/>
+                      <a:ext cx="5943600" cy="3028541"/>
                     </a:xfrm>
                     <a:prstGeom prst="rect"/>
                   </pic:spPr>
@@ -11040,7 +11040,7 @@
       <w:r>
         <w:drawing>
           <wp:inline xmlns:a="http://schemas.openxmlformats.org/drawingml/2006/main" xmlns:pic="http://schemas.openxmlformats.org/drawingml/2006/picture">
-            <wp:extent cx="5943600" cy="2718881"/>
+            <wp:extent cx="5943600" cy="3451924"/>
             <wp:docPr id="17" name="Picture 17"/>
             <wp:cNvGraphicFramePr>
               <a:graphicFrameLocks noChangeAspect="1"/>
@@ -11061,7 +11061,7 @@
                   <pic:spPr>
                     <a:xfrm>
                       <a:off x="0" y="0"/>
-                      <a:ext cx="5943600" cy="2718881"/>
+                      <a:ext cx="5943600" cy="3451924"/>
                     </a:xfrm>
                     <a:prstGeom prst="rect"/>
                   </pic:spPr>
@@ -11109,7 +11109,7 @@
       <w:r>
         <w:drawing>
           <wp:inline xmlns:a="http://schemas.openxmlformats.org/drawingml/2006/main" xmlns:pic="http://schemas.openxmlformats.org/drawingml/2006/picture">
-            <wp:extent cx="5943600" cy="3414409"/>
+            <wp:extent cx="5943600" cy="4606290"/>
             <wp:docPr id="18" name="Picture 18"/>
             <wp:cNvGraphicFramePr>
               <a:graphicFrameLocks noChangeAspect="1"/>
@@ -11130,7 +11130,7 @@
                   <pic:spPr>
                     <a:xfrm>
                       <a:off x="0" y="0"/>
-                      <a:ext cx="5943600" cy="3414409"/>
+                      <a:ext cx="5943600" cy="4606290"/>
                     </a:xfrm>
                     <a:prstGeom prst="rect"/>
                   </pic:spPr>
@@ -11178,7 +11178,7 @@
       <w:r>
         <w:drawing>
           <wp:inline xmlns:a="http://schemas.openxmlformats.org/drawingml/2006/main" xmlns:pic="http://schemas.openxmlformats.org/drawingml/2006/picture">
-            <wp:extent cx="5943600" cy="2718881"/>
+            <wp:extent cx="5943600" cy="3145281"/>
             <wp:docPr id="19" name="Picture 19"/>
             <wp:cNvGraphicFramePr>
               <a:graphicFrameLocks noChangeAspect="1"/>
@@ -11199,7 +11199,7 @@
                   <pic:spPr>
                     <a:xfrm>
                       <a:off x="0" y="0"/>
-                      <a:ext cx="5943600" cy="2718881"/>
+                      <a:ext cx="5943600" cy="3145281"/>
                     </a:xfrm>
                     <a:prstGeom prst="rect"/>
                   </pic:spPr>
@@ -11247,7 +11247,7 @@
       <w:r>
         <w:drawing>
           <wp:inline xmlns:a="http://schemas.openxmlformats.org/drawingml/2006/main" xmlns:pic="http://schemas.openxmlformats.org/drawingml/2006/picture">
-            <wp:extent cx="5943600" cy="2276272"/>
+            <wp:extent cx="5943600" cy="2490857"/>
             <wp:docPr id="20" name="Picture 20"/>
             <wp:cNvGraphicFramePr>
               <a:graphicFrameLocks noChangeAspect="1"/>
@@ -11268,7 +11268,7 @@
                   <pic:spPr>
                     <a:xfrm>
                       <a:off x="0" y="0"/>
-                      <a:ext cx="5943600" cy="2276272"/>
+                      <a:ext cx="5943600" cy="2490857"/>
                     </a:xfrm>
                     <a:prstGeom prst="rect"/>
                   </pic:spPr>
@@ -11316,7 +11316,7 @@
       <w:r>
         <w:drawing>
           <wp:inline xmlns:a="http://schemas.openxmlformats.org/drawingml/2006/main" xmlns:pic="http://schemas.openxmlformats.org/drawingml/2006/picture">
-            <wp:extent cx="5943600" cy="1896894"/>
+            <wp:extent cx="5943600" cy="2060161"/>
             <wp:docPr id="21" name="Picture 21"/>
             <wp:cNvGraphicFramePr>
               <a:graphicFrameLocks noChangeAspect="1"/>
@@ -11337,7 +11337,7 @@
                   <pic:spPr>
                     <a:xfrm>
                       <a:off x="0" y="0"/>
-                      <a:ext cx="5943600" cy="1896894"/>
+                      <a:ext cx="5943600" cy="2060161"/>
                     </a:xfrm>
                     <a:prstGeom prst="rect"/>
                   </pic:spPr>
@@ -11385,7 +11385,7 @@
       <w:r>
         <w:drawing>
           <wp:inline xmlns:a="http://schemas.openxmlformats.org/drawingml/2006/main" xmlns:pic="http://schemas.openxmlformats.org/drawingml/2006/picture">
-            <wp:extent cx="5943600" cy="2908570"/>
+            <wp:extent cx="5943600" cy="3247909"/>
             <wp:docPr id="22" name="Picture 22"/>
             <wp:cNvGraphicFramePr>
               <a:graphicFrameLocks noChangeAspect="1"/>
@@ -11406,7 +11406,7 @@
                   <pic:spPr>
                     <a:xfrm>
                       <a:off x="0" y="0"/>
-                      <a:ext cx="5943600" cy="2908570"/>
+                      <a:ext cx="5943600" cy="3247909"/>
                     </a:xfrm>
                     <a:prstGeom prst="rect"/>
                   </pic:spPr>
@@ -11454,7 +11454,7 @@
       <w:r>
         <w:drawing>
           <wp:inline xmlns:a="http://schemas.openxmlformats.org/drawingml/2006/main" xmlns:pic="http://schemas.openxmlformats.org/drawingml/2006/picture">
-            <wp:extent cx="5943600" cy="4109936"/>
+            <wp:extent cx="5943600" cy="4572552"/>
             <wp:docPr id="23" name="Picture 23"/>
             <wp:cNvGraphicFramePr>
               <a:graphicFrameLocks noChangeAspect="1"/>
@@ -11475,7 +11475,7 @@
                   <pic:spPr>
                     <a:xfrm>
                       <a:off x="0" y="0"/>
-                      <a:ext cx="5943600" cy="4109936"/>
+                      <a:ext cx="5943600" cy="4572552"/>
                     </a:xfrm>
                     <a:prstGeom prst="rect"/>
                   </pic:spPr>
@@ -11523,7 +11523,7 @@
       <w:r>
         <w:drawing>
           <wp:inline xmlns:a="http://schemas.openxmlformats.org/drawingml/2006/main" xmlns:pic="http://schemas.openxmlformats.org/drawingml/2006/picture">
-            <wp:extent cx="5943600" cy="4109936"/>
+            <wp:extent cx="5943600" cy="5273082"/>
             <wp:docPr id="24" name="Picture 24"/>
             <wp:cNvGraphicFramePr>
               <a:graphicFrameLocks noChangeAspect="1"/>
@@ -11544,7 +11544,7 @@
                   <pic:spPr>
                     <a:xfrm>
                       <a:off x="0" y="0"/>
-                      <a:ext cx="5943600" cy="4109936"/>
+                      <a:ext cx="5943600" cy="5273082"/>
                     </a:xfrm>
                     <a:prstGeom prst="rect"/>
                   </pic:spPr>
@@ -11592,7 +11592,7 @@
       <w:r>
         <w:drawing>
           <wp:inline xmlns:a="http://schemas.openxmlformats.org/drawingml/2006/main" xmlns:pic="http://schemas.openxmlformats.org/drawingml/2006/picture">
-            <wp:extent cx="5943600" cy="2276272"/>
+            <wp:extent cx="5943600" cy="2621067"/>
             <wp:docPr id="25" name="Picture 25"/>
             <wp:cNvGraphicFramePr>
               <a:graphicFrameLocks noChangeAspect="1"/>
@@ -11613,7 +11613,7 @@
                   <pic:spPr>
                     <a:xfrm>
                       <a:off x="0" y="0"/>
-                      <a:ext cx="5943600" cy="2276272"/>
+                      <a:ext cx="5943600" cy="2621067"/>
                     </a:xfrm>
                     <a:prstGeom prst="rect"/>
                   </pic:spPr>
@@ -11661,7 +11661,7 @@
       <w:r>
         <w:drawing>
           <wp:inline xmlns:a="http://schemas.openxmlformats.org/drawingml/2006/main" xmlns:pic="http://schemas.openxmlformats.org/drawingml/2006/picture">
-            <wp:extent cx="5943600" cy="3983477"/>
+            <wp:extent cx="5943600" cy="4752271"/>
             <wp:docPr id="26" name="Picture 26"/>
             <wp:cNvGraphicFramePr>
               <a:graphicFrameLocks noChangeAspect="1"/>
@@ -11682,7 +11682,7 @@
                   <pic:spPr>
                     <a:xfrm>
                       <a:off x="0" y="0"/>
-                      <a:ext cx="5943600" cy="3983477"/>
+                      <a:ext cx="5943600" cy="4752271"/>
                     </a:xfrm>
                     <a:prstGeom prst="rect"/>
                   </pic:spPr>
@@ -11730,7 +11730,7 @@
       <w:r>
         <w:drawing>
           <wp:inline xmlns:a="http://schemas.openxmlformats.org/drawingml/2006/main" xmlns:pic="http://schemas.openxmlformats.org/drawingml/2006/picture">
-            <wp:extent cx="5943600" cy="4109936"/>
+            <wp:extent cx="5943600" cy="4804661"/>
             <wp:docPr id="27" name="Picture 27"/>
             <wp:cNvGraphicFramePr>
               <a:graphicFrameLocks noChangeAspect="1"/>
@@ -11751,7 +11751,7 @@
                   <pic:spPr>
                     <a:xfrm>
                       <a:off x="0" y="0"/>
-                      <a:ext cx="5943600" cy="4109936"/>
+                      <a:ext cx="5943600" cy="4804661"/>
                     </a:xfrm>
                     <a:prstGeom prst="rect"/>
                   </pic:spPr>
@@ -11799,7 +11799,7 @@
       <w:r>
         <w:drawing>
           <wp:inline xmlns:a="http://schemas.openxmlformats.org/drawingml/2006/main" xmlns:pic="http://schemas.openxmlformats.org/drawingml/2006/picture">
-            <wp:extent cx="5943600" cy="3540868"/>
+            <wp:extent cx="5943600" cy="3685163"/>
             <wp:docPr id="28" name="Picture 28"/>
             <wp:cNvGraphicFramePr>
               <a:graphicFrameLocks noChangeAspect="1"/>
@@ -11820,7 +11820,7 @@
                   <pic:spPr>
                     <a:xfrm>
                       <a:off x="0" y="0"/>
-                      <a:ext cx="5943600" cy="3540868"/>
+                      <a:ext cx="5943600" cy="3685163"/>
                     </a:xfrm>
                     <a:prstGeom prst="rect"/>
                   </pic:spPr>
@@ -11868,7 +11868,7 @@
       <w:r>
         <w:drawing>
           <wp:inline xmlns:a="http://schemas.openxmlformats.org/drawingml/2006/main" xmlns:pic="http://schemas.openxmlformats.org/drawingml/2006/picture">
-            <wp:extent cx="5943600" cy="2402732"/>
+            <wp:extent cx="5943600" cy="2666627"/>
             <wp:docPr id="29" name="Picture 29"/>
             <wp:cNvGraphicFramePr>
               <a:graphicFrameLocks noChangeAspect="1"/>
@@ -11889,7 +11889,7 @@
                   <pic:spPr>
                     <a:xfrm>
                       <a:off x="0" y="0"/>
-                      <a:ext cx="5943600" cy="2402732"/>
+                      <a:ext cx="5943600" cy="2666627"/>
                     </a:xfrm>
                     <a:prstGeom prst="rect"/>
                   </pic:spPr>
@@ -11937,7 +11937,7 @@
       <w:r>
         <w:drawing>
           <wp:inline xmlns:a="http://schemas.openxmlformats.org/drawingml/2006/main" xmlns:pic="http://schemas.openxmlformats.org/drawingml/2006/picture">
-            <wp:extent cx="5943600" cy="3857017"/>
+            <wp:extent cx="5943600" cy="3998680"/>
             <wp:docPr id="30" name="Picture 30"/>
             <wp:cNvGraphicFramePr>
               <a:graphicFrameLocks noChangeAspect="1"/>
@@ -11958,7 +11958,7 @@
                   <pic:spPr>
                     <a:xfrm>
                       <a:off x="0" y="0"/>
-                      <a:ext cx="5943600" cy="3857017"/>
+                      <a:ext cx="5943600" cy="3998680"/>
                     </a:xfrm>
                     <a:prstGeom prst="rect"/>
                   </pic:spPr>
@@ -12006,7 +12006,7 @@
       <w:r>
         <w:drawing>
           <wp:inline xmlns:a="http://schemas.openxmlformats.org/drawingml/2006/main" xmlns:pic="http://schemas.openxmlformats.org/drawingml/2006/picture">
-            <wp:extent cx="5943600" cy="5744150"/>
+            <wp:extent cx="5943600" cy="5748856"/>
             <wp:docPr id="31" name="Picture 31"/>
             <wp:cNvGraphicFramePr>
               <a:graphicFrameLocks noChangeAspect="1"/>
@@ -12027,7 +12027,7 @@
                   <pic:spPr>
                     <a:xfrm>
                       <a:off x="0" y="0"/>
-                      <a:ext cx="5943600" cy="5744150"/>
+                      <a:ext cx="5943600" cy="5748856"/>
                     </a:xfrm>
                     <a:prstGeom prst="rect"/>
                   </pic:spPr>
@@ -12075,7 +12075,7 @@
       <w:r>
         <w:drawing>
           <wp:inline xmlns:a="http://schemas.openxmlformats.org/drawingml/2006/main" xmlns:pic="http://schemas.openxmlformats.org/drawingml/2006/picture">
-            <wp:extent cx="5943600" cy="4127500"/>
+            <wp:extent cx="5943600" cy="4171795"/>
             <wp:docPr id="32" name="Picture 32"/>
             <wp:cNvGraphicFramePr>
               <a:graphicFrameLocks noChangeAspect="1"/>
@@ -12096,7 +12096,7 @@
                   <pic:spPr>
                     <a:xfrm>
                       <a:off x="0" y="0"/>
-                      <a:ext cx="5943600" cy="4127500"/>
+                      <a:ext cx="5943600" cy="4171795"/>
                     </a:xfrm>
                     <a:prstGeom prst="rect"/>
                   </pic:spPr>
@@ -12144,7 +12144,7 @@
       <w:r>
         <w:drawing>
           <wp:inline xmlns:a="http://schemas.openxmlformats.org/drawingml/2006/main" xmlns:pic="http://schemas.openxmlformats.org/drawingml/2006/picture">
-            <wp:extent cx="5943600" cy="5778500"/>
+            <wp:extent cx="5943600" cy="5782527"/>
             <wp:docPr id="33" name="Picture 33"/>
             <wp:cNvGraphicFramePr>
               <a:graphicFrameLocks noChangeAspect="1"/>
@@ -12165,7 +12165,7 @@
                   <pic:spPr>
                     <a:xfrm>
                       <a:off x="0" y="0"/>
-                      <a:ext cx="5943600" cy="5778500"/>
+                      <a:ext cx="5943600" cy="5782527"/>
                     </a:xfrm>
                     <a:prstGeom prst="rect"/>
                   </pic:spPr>
@@ -12213,7 +12213,7 @@
       <w:r>
         <w:drawing>
           <wp:inline xmlns:a="http://schemas.openxmlformats.org/drawingml/2006/main" xmlns:pic="http://schemas.openxmlformats.org/drawingml/2006/picture">
-            <wp:extent cx="5943600" cy="4622800"/>
+            <wp:extent cx="5943600" cy="4655015"/>
             <wp:docPr id="34" name="Picture 34"/>
             <wp:cNvGraphicFramePr>
               <a:graphicFrameLocks noChangeAspect="1"/>
@@ -12234,7 +12234,7 @@
                   <pic:spPr>
                     <a:xfrm>
                       <a:off x="0" y="0"/>
-                      <a:ext cx="5943600" cy="4622800"/>
+                      <a:ext cx="5943600" cy="4655015"/>
                     </a:xfrm>
                     <a:prstGeom prst="rect"/>
                   </pic:spPr>
@@ -12282,7 +12282,7 @@
       <w:r>
         <w:drawing>
           <wp:inline xmlns:a="http://schemas.openxmlformats.org/drawingml/2006/main" xmlns:pic="http://schemas.openxmlformats.org/drawingml/2006/picture">
-            <wp:extent cx="5943600" cy="5613400"/>
+            <wp:extent cx="5943600" cy="5621454"/>
             <wp:docPr id="35" name="Picture 35"/>
             <wp:cNvGraphicFramePr>
               <a:graphicFrameLocks noChangeAspect="1"/>
@@ -12303,7 +12303,7 @@
                   <pic:spPr>
                     <a:xfrm>
                       <a:off x="0" y="0"/>
-                      <a:ext cx="5943600" cy="5613400"/>
+                      <a:ext cx="5943600" cy="5621454"/>
                     </a:xfrm>
                     <a:prstGeom prst="rect"/>
                   </pic:spPr>
@@ -12351,7 +12351,7 @@
       <w:r>
         <w:drawing>
           <wp:inline xmlns:a="http://schemas.openxmlformats.org/drawingml/2006/main" xmlns:pic="http://schemas.openxmlformats.org/drawingml/2006/picture">
-            <wp:extent cx="5943600" cy="4622800"/>
+            <wp:extent cx="5943600" cy="4655015"/>
             <wp:docPr id="36" name="Picture 36"/>
             <wp:cNvGraphicFramePr>
               <a:graphicFrameLocks noChangeAspect="1"/>
@@ -12372,7 +12372,7 @@
                   <pic:spPr>
                     <a:xfrm>
                       <a:off x="0" y="0"/>
-                      <a:ext cx="5943600" cy="4622800"/>
+                      <a:ext cx="5943600" cy="4655015"/>
                     </a:xfrm>
                     <a:prstGeom prst="rect"/>
                   </pic:spPr>
@@ -12420,7 +12420,7 @@
       <w:r>
         <w:drawing>
           <wp:inline xmlns:a="http://schemas.openxmlformats.org/drawingml/2006/main" xmlns:pic="http://schemas.openxmlformats.org/drawingml/2006/picture">
-            <wp:extent cx="5943600" cy="5622324"/>
+            <wp:extent cx="5943600" cy="5629954"/>
             <wp:docPr id="37" name="Picture 37"/>
             <wp:cNvGraphicFramePr>
               <a:graphicFrameLocks noChangeAspect="1"/>
@@ -12441,7 +12441,7 @@
                   <pic:spPr>
                     <a:xfrm>
                       <a:off x="0" y="0"/>
-                      <a:ext cx="5943600" cy="5622324"/>
+                      <a:ext cx="5943600" cy="5629954"/>
                     </a:xfrm>
                     <a:prstGeom prst="rect"/>
                   </pic:spPr>
@@ -12489,7 +12489,7 @@
       <w:r>
         <w:drawing>
           <wp:inline xmlns:a="http://schemas.openxmlformats.org/drawingml/2006/main" xmlns:pic="http://schemas.openxmlformats.org/drawingml/2006/picture">
-            <wp:extent cx="5943600" cy="5118100"/>
+            <wp:extent cx="5943600" cy="5138234"/>
             <wp:docPr id="38" name="Picture 38"/>
             <wp:cNvGraphicFramePr>
               <a:graphicFrameLocks noChangeAspect="1"/>
@@ -12510,7 +12510,7 @@
                   <pic:spPr>
                     <a:xfrm>
                       <a:off x="0" y="0"/>
-                      <a:ext cx="5943600" cy="5118100"/>
+                      <a:ext cx="5943600" cy="5138234"/>
                     </a:xfrm>
                     <a:prstGeom prst="rect"/>
                   </pic:spPr>
@@ -12558,7 +12558,7 @@
       <w:r>
         <w:drawing>
           <wp:inline xmlns:a="http://schemas.openxmlformats.org/drawingml/2006/main" xmlns:pic="http://schemas.openxmlformats.org/drawingml/2006/picture">
-            <wp:extent cx="5943600" cy="5778500"/>
+            <wp:extent cx="5943600" cy="5782527"/>
             <wp:docPr id="39" name="Picture 39"/>
             <wp:cNvGraphicFramePr>
               <a:graphicFrameLocks noChangeAspect="1"/>
@@ -12579,7 +12579,7 @@
                   <pic:spPr>
                     <a:xfrm>
                       <a:off x="0" y="0"/>
-                      <a:ext cx="5943600" cy="5778500"/>
+                      <a:ext cx="5943600" cy="5782527"/>
                     </a:xfrm>
                     <a:prstGeom prst="rect"/>
                   </pic:spPr>
@@ -12627,7 +12627,7 @@
       <w:r>
         <w:drawing>
           <wp:inline xmlns:a="http://schemas.openxmlformats.org/drawingml/2006/main" xmlns:pic="http://schemas.openxmlformats.org/drawingml/2006/picture">
-            <wp:extent cx="5943600" cy="4953000"/>
+            <wp:extent cx="5943600" cy="4977161"/>
             <wp:docPr id="40" name="Picture 40"/>
             <wp:cNvGraphicFramePr>
               <a:graphicFrameLocks noChangeAspect="1"/>
@@ -12648,7 +12648,7 @@
                   <pic:spPr>
                     <a:xfrm>
                       <a:off x="0" y="0"/>
-                      <a:ext cx="5943600" cy="4953000"/>
+                      <a:ext cx="5943600" cy="4977161"/>
                     </a:xfrm>
                     <a:prstGeom prst="rect"/>
                   </pic:spPr>
@@ -12696,7 +12696,7 @@
       <w:r>
         <w:drawing>
           <wp:inline xmlns:a="http://schemas.openxmlformats.org/drawingml/2006/main" xmlns:pic="http://schemas.openxmlformats.org/drawingml/2006/picture">
-            <wp:extent cx="5943600" cy="3879850"/>
+            <wp:extent cx="5943600" cy="3930185"/>
             <wp:docPr id="41" name="Picture 41"/>
             <wp:cNvGraphicFramePr>
               <a:graphicFrameLocks noChangeAspect="1"/>
@@ -12717,7 +12717,7 @@
                   <pic:spPr>
                     <a:xfrm>
                       <a:off x="0" y="0"/>
-                      <a:ext cx="5943600" cy="3879850"/>
+                      <a:ext cx="5943600" cy="3930185"/>
                     </a:xfrm>
                     <a:prstGeom prst="rect"/>
                   </pic:spPr>
@@ -12765,7 +12765,7 @@
       <w:r>
         <w:drawing>
           <wp:inline xmlns:a="http://schemas.openxmlformats.org/drawingml/2006/main" xmlns:pic="http://schemas.openxmlformats.org/drawingml/2006/picture">
-            <wp:extent cx="5943600" cy="3549650"/>
+            <wp:extent cx="5943600" cy="3608039"/>
             <wp:docPr id="42" name="Picture 42"/>
             <wp:cNvGraphicFramePr>
               <a:graphicFrameLocks noChangeAspect="1"/>
@@ -12786,7 +12786,7 @@
                   <pic:spPr>
                     <a:xfrm>
                       <a:off x="0" y="0"/>
-                      <a:ext cx="5943600" cy="3549650"/>
+                      <a:ext cx="5943600" cy="3608039"/>
                     </a:xfrm>
                     <a:prstGeom prst="rect"/>
                   </pic:spPr>
@@ -12834,7 +12834,7 @@
       <w:r>
         <w:drawing>
           <wp:inline xmlns:a="http://schemas.openxmlformats.org/drawingml/2006/main" xmlns:pic="http://schemas.openxmlformats.org/drawingml/2006/picture">
-            <wp:extent cx="5943600" cy="3362826"/>
+            <wp:extent cx="5943600" cy="3422536"/>
             <wp:docPr id="43" name="Picture 43"/>
             <wp:cNvGraphicFramePr>
               <a:graphicFrameLocks noChangeAspect="1"/>
@@ -12855,7 +12855,7 @@
                   <pic:spPr>
                     <a:xfrm>
                       <a:off x="0" y="0"/>
-                      <a:ext cx="5943600" cy="3362826"/>
+                      <a:ext cx="5943600" cy="3422536"/>
                     </a:xfrm>
                     <a:prstGeom prst="rect"/>
                   </pic:spPr>
@@ -12903,7 +12903,7 @@
       <w:r>
         <w:drawing>
           <wp:inline xmlns:a="http://schemas.openxmlformats.org/drawingml/2006/main" xmlns:pic="http://schemas.openxmlformats.org/drawingml/2006/picture">
-            <wp:extent cx="5943600" cy="3284621"/>
+            <wp:extent cx="5943600" cy="3346140"/>
             <wp:docPr id="44" name="Picture 44"/>
             <wp:cNvGraphicFramePr>
               <a:graphicFrameLocks noChangeAspect="1"/>
@@ -12924,7 +12924,7 @@
                   <pic:spPr>
                     <a:xfrm>
                       <a:off x="0" y="0"/>
-                      <a:ext cx="5943600" cy="3284621"/>
+                      <a:ext cx="5943600" cy="3346140"/>
                     </a:xfrm>
                     <a:prstGeom prst="rect"/>
                   </pic:spPr>
@@ -12972,7 +12972,7 @@
       <w:r>
         <w:drawing>
           <wp:inline xmlns:a="http://schemas.openxmlformats.org/drawingml/2006/main" xmlns:pic="http://schemas.openxmlformats.org/drawingml/2006/picture">
-            <wp:extent cx="5943600" cy="3384550"/>
+            <wp:extent cx="5943600" cy="3446966"/>
             <wp:docPr id="45" name="Picture 45"/>
             <wp:cNvGraphicFramePr>
               <a:graphicFrameLocks noChangeAspect="1"/>
@@ -12993,7 +12993,7 @@
                   <pic:spPr>
                     <a:xfrm>
                       <a:off x="0" y="0"/>
-                      <a:ext cx="5943600" cy="3384550"/>
+                      <a:ext cx="5943600" cy="3446966"/>
                     </a:xfrm>
                     <a:prstGeom prst="rect"/>
                   </pic:spPr>
@@ -13041,7 +13041,7 @@
       <w:r>
         <w:drawing>
           <wp:inline xmlns:a="http://schemas.openxmlformats.org/drawingml/2006/main" xmlns:pic="http://schemas.openxmlformats.org/drawingml/2006/picture">
-            <wp:extent cx="5943600" cy="3384550"/>
+            <wp:extent cx="5943600" cy="3446966"/>
             <wp:docPr id="46" name="Picture 46"/>
             <wp:cNvGraphicFramePr>
               <a:graphicFrameLocks noChangeAspect="1"/>
@@ -13062,7 +13062,7 @@
                   <pic:spPr>
                     <a:xfrm>
                       <a:off x="0" y="0"/>
-                      <a:ext cx="5943600" cy="3384550"/>
+                      <a:ext cx="5943600" cy="3446966"/>
                     </a:xfrm>
                     <a:prstGeom prst="rect"/>
                   </pic:spPr>
@@ -13110,7 +13110,7 @@
       <w:r>
         <w:drawing>
           <wp:inline xmlns:a="http://schemas.openxmlformats.org/drawingml/2006/main" xmlns:pic="http://schemas.openxmlformats.org/drawingml/2006/picture">
-            <wp:extent cx="5943600" cy="3384550"/>
+            <wp:extent cx="5943600" cy="3446966"/>
             <wp:docPr id="47" name="Picture 47"/>
             <wp:cNvGraphicFramePr>
               <a:graphicFrameLocks noChangeAspect="1"/>
@@ -13131,7 +13131,7 @@
                   <pic:spPr>
                     <a:xfrm>
                       <a:off x="0" y="0"/>
-                      <a:ext cx="5943600" cy="3384550"/>
+                      <a:ext cx="5943600" cy="3446966"/>
                     </a:xfrm>
                     <a:prstGeom prst="rect"/>
                   </pic:spPr>
@@ -13179,7 +13179,7 @@
       <w:r>
         <w:drawing>
           <wp:inline xmlns:a="http://schemas.openxmlformats.org/drawingml/2006/main" xmlns:pic="http://schemas.openxmlformats.org/drawingml/2006/picture">
-            <wp:extent cx="5943600" cy="4294730"/>
+            <wp:extent cx="5943600" cy="4332157"/>
             <wp:docPr id="48" name="Picture 48"/>
             <wp:cNvGraphicFramePr>
               <a:graphicFrameLocks noChangeAspect="1"/>
@@ -13200,7 +13200,7 @@
                   <pic:spPr>
                     <a:xfrm>
                       <a:off x="0" y="0"/>
-                      <a:ext cx="5943600" cy="4294730"/>
+                      <a:ext cx="5943600" cy="4332157"/>
                     </a:xfrm>
                     <a:prstGeom prst="rect"/>
                   </pic:spPr>
@@ -13248,7 +13248,7 @@
       <w:r>
         <w:drawing>
           <wp:inline xmlns:a="http://schemas.openxmlformats.org/drawingml/2006/main" xmlns:pic="http://schemas.openxmlformats.org/drawingml/2006/picture">
-            <wp:extent cx="5943600" cy="3036404"/>
+            <wp:extent cx="5943600" cy="3092193"/>
             <wp:docPr id="49" name="Picture 49"/>
             <wp:cNvGraphicFramePr>
               <a:graphicFrameLocks noChangeAspect="1"/>
@@ -13269,7 +13269,7 @@
                   <pic:spPr>
                     <a:xfrm>
                       <a:off x="0" y="0"/>
-                      <a:ext cx="5943600" cy="3036404"/>
+                      <a:ext cx="5943600" cy="3092193"/>
                     </a:xfrm>
                     <a:prstGeom prst="rect"/>
                   </pic:spPr>
